--- a/docs/Bi-Encoders_vs_Cross-Encoders.docx
+++ b/docs/Bi-Encoders_vs_Cross-Encoders.docx
@@ -61,7 +61,7 @@
           <w:noProof/>
         </w:rPr>
         <w:drawing>
-          <wp:anchor distT="0" distB="0" distL="114300" distR="114300" simplePos="0" relativeHeight="251658240" behindDoc="0" locked="0" layoutInCell="1" allowOverlap="1" wp14:anchorId="29176B5F" wp14:editId="74449605">
+          <wp:anchor distT="0" distB="0" distL="114300" distR="114300" simplePos="0" relativeHeight="251658240" behindDoc="0" locked="0" layoutInCell="1" allowOverlap="1" wp14:anchorId="29176B5F" wp14:editId="49B44006">
             <wp:simplePos x="0" y="0"/>
             <wp:positionH relativeFrom="column">
               <wp:posOffset>0</wp:posOffset>
@@ -118,7 +118,19 @@
       </w:r>
     </w:p>
     <w:p/>
-    <w:p/>
+    <w:p>
+      <w:r>
+        <w:t>Bi-encoders process queries and documents independently through separate or shared encoder networks. The independence of the query processing and the document processing paths is the main feature of this architecture</w:t>
+      </w:r>
+      <w:r>
+        <w:t>. There are 4 phases in the workflow associated with this architecture:</w:t>
+      </w:r>
+    </w:p>
+    <w:p>
+      <w:r>
+        <w:t>Encoding Phase : Each text (query or document) is transformed into a fixed size dense-vector representation</w:t>
+      </w:r>
+    </w:p>
     <w:p/>
     <w:p/>
     <w:p/>
